--- a/docs/SSC操作SOP.docx
+++ b/docs/SSC操作SOP.docx
@@ -31,7 +31,7 @@
           <w:sz w:val="20"/>
           <w:szCs w:val="20"/>
         </w:rPr>
-        <w:t xml:space="preserve">Version 3.2  |  2026年7月</w:t>
+        <w:t xml:space="preserve">Version 3.3  |  2026年8月</w:t>
       </w:r>
     </w:p>
     <w:p>
@@ -126,7 +126,7 @@
           <w:sz w:val="21"/>
           <w:szCs w:val="21"/>
         </w:rPr>
-        <w:t xml:space="preserve">SSC（Zoe），负责实操期间的薪资录入、反馈跟进、入职/结算办理。</w:t>
+        <w:t xml:space="preserve">SSC（Zoe），负责实操期间的简历归档、薪资录入、反馈跟进、入职/结算办理。</w:t>
       </w:r>
     </w:p>
     <w:p>
@@ -1196,7 +1196,7 @@
           <w:sz w:val="22"/>
           <w:szCs w:val="22"/>
         </w:rPr>
-        <w:t xml:space="preserve">3.2 实操反馈记录（云端后台）</w:t>
+        <w:t xml:space="preserve">3.2 人员简历上传（云端后台）</w:t>
       </w:r>
     </w:p>
     <w:p>
@@ -1210,7 +1210,21 @@
           <w:sz w:val="21"/>
           <w:szCs w:val="21"/>
         </w:rPr>
-        <w:t xml:space="preserve">实操即将到期时，系统自动提醒：</w:t>
+        <w:t xml:space="preserve">实操人员简历由SSC统一上传归档，支持 PDF / Word / 图片格式，单文件不超过2MB。</w:t>
+      </w:r>
+    </w:p>
+    <w:p>
+      <w:pPr>
+        <w:spacing w:after="60" w:before="60"/>
+        <w:jc w:val="left"/>
+      </w:pPr>
+      <w:r>
+        <w:rPr>
+          <w:rFonts w:ascii="Microsoft YaHei" w:cs="Microsoft YaHei" w:eastAsia="Microsoft YaHei" w:hAnsi="Microsoft YaHei"/>
+          <w:sz w:val="21"/>
+          <w:szCs w:val="21"/>
+        </w:rPr>
+        <w:t xml:space="preserve">操作步骤：</w:t>
       </w:r>
     </w:p>
     <w:p>
@@ -1228,7 +1242,7 @@
           <w:sz w:val="21"/>
           <w:szCs w:val="21"/>
         </w:rPr>
-        <w:t xml:space="preserve">T-3（结束前3天）：@SSC 通知，提醒跟进反馈</w:t>
+        <w:t xml:space="preserve">登录云端后台，在人员列表找到目标人员</w:t>
       </w:r>
     </w:p>
     <w:p>
@@ -1246,7 +1260,7 @@
           <w:sz w:val="21"/>
           <w:szCs w:val="21"/>
         </w:rPr>
-        <w:t xml:space="preserve">T-1（结束前1天）：@SSC 再次提醒</w:t>
+        <w:t xml:space="preserve">点击"📎简历"按钮（或详情页中的简历入口）</w:t>
       </w:r>
     </w:p>
     <w:p>
@@ -1264,54 +1278,7 @@
           <w:sz w:val="21"/>
           <w:szCs w:val="21"/>
         </w:rPr>
-        <w:t xml:space="preserve">T-0（到期当天）：通知组长 + @SSC</w:t>
-      </w:r>
-    </w:p>
-    <w:p>
-      <w:pPr>
-        <w:spacing w:after="80" w:before="80"/>
-      </w:pPr>
-    </w:p>
-    <w:p>
-      <w:pPr>
-        <w:spacing w:after="60" w:before="60"/>
-        <w:jc w:val="left"/>
-      </w:pPr>
-      <w:r>
-        <w:rPr>
-          <w:rFonts w:ascii="Microsoft YaHei" w:cs="Microsoft YaHei" w:eastAsia="Microsoft YaHei" w:hAnsi="Microsoft YaHei"/>
-          <w:sz w:val="21"/>
-          <w:szCs w:val="21"/>
-        </w:rPr>
-        <w:t xml:space="preserve">收到提醒后，在云端后台操作：</w:t>
-      </w:r>
-    </w:p>
-    <w:p>
-      <w:pPr>
-        <w:spacing w:after="60" w:before="60"/>
-        <w:jc w:val="left"/>
-      </w:pPr>
-      <w:r>
-        <w:rPr>
-          <w:rFonts w:ascii="Microsoft YaHei" w:cs="Microsoft YaHei" w:eastAsia="Microsoft YaHei" w:hAnsi="Microsoft YaHei"/>
-          <w:sz w:val="21"/>
-          <w:szCs w:val="21"/>
-        </w:rPr>
-        <w:t xml:space="preserve">1. 找到对应人员，点击"填写反馈"</w:t>
-      </w:r>
-    </w:p>
-    <w:p>
-      <w:pPr>
-        <w:spacing w:after="60" w:before="60"/>
-        <w:jc w:val="left"/>
-      </w:pPr>
-      <w:r>
-        <w:rPr>
-          <w:rFonts w:ascii="Microsoft YaHei" w:cs="Microsoft YaHei" w:eastAsia="Microsoft YaHei" w:hAnsi="Microsoft YaHei"/>
-          <w:sz w:val="21"/>
-          <w:szCs w:val="21"/>
-        </w:rPr>
-        <w:t xml:space="preserve">2. 填写反馈信息：</w:t>
+        <w:t xml:space="preserve">选择本地简历文件，点击"上传简历"</w:t>
       </w:r>
     </w:p>
     <w:p>
@@ -1329,7 +1296,26 @@
           <w:sz w:val="21"/>
           <w:szCs w:val="21"/>
         </w:rPr>
-        <w:t xml:space="preserve">反馈结果：通过（建议入职）/ 不通过（结算离场）</w:t>
+        <w:t xml:space="preserve">已上传的简历可点击文件名下载，重新上传可替换，也可删除</w:t>
+      </w:r>
+    </w:p>
+    <w:p>
+      <w:pPr>
+        <w:spacing w:after="80" w:before="80"/>
+      </w:pPr>
+    </w:p>
+    <w:p>
+      <w:pPr>
+        <w:spacing w:after="60" w:before="60"/>
+        <w:jc w:val="left"/>
+      </w:pPr>
+      <w:r>
+        <w:rPr>
+          <w:rFonts w:ascii="Microsoft YaHei" w:cs="Microsoft YaHei" w:eastAsia="Microsoft YaHei" w:hAnsi="Microsoft YaHei"/>
+          <w:sz w:val="21"/>
+          <w:szCs w:val="21"/>
+        </w:rPr>
+        <w:t xml:space="preserve">说明：</w:t>
       </w:r>
     </w:p>
     <w:p>
@@ -1347,7 +1333,7 @@
           <w:sz w:val="21"/>
           <w:szCs w:val="21"/>
         </w:rPr>
-        <w:t xml:space="preserve">出勤天数、迟到次数、早退次数</w:t>
+        <w:t xml:space="preserve">简历存储在云端数据库，永久保存，不随系统重启丢失</w:t>
       </w:r>
     </w:p>
     <w:p>
@@ -1365,7 +1351,42 @@
           <w:sz w:val="21"/>
           <w:szCs w:val="21"/>
         </w:rPr>
-        <w:t xml:space="preserve">反馈意见</w:t>
+        <w:t xml:space="preserve">行政与SSC均可上传/管理简历，HRD可下载查看</w:t>
+      </w:r>
+    </w:p>
+    <w:p>
+      <w:pPr>
+        <w:spacing w:after="80" w:before="80"/>
+      </w:pPr>
+    </w:p>
+    <w:p>
+      <w:pPr>
+        <w:spacing w:after="60" w:before="160"/>
+      </w:pPr>
+      <w:r>
+        <w:rPr>
+          <w:rFonts w:ascii="Microsoft YaHei" w:cs="Microsoft YaHei" w:eastAsia="Microsoft YaHei" w:hAnsi="Microsoft YaHei"/>
+          <w:b/>
+          <w:bCs/>
+          <w:color w:val="1a1a2e"/>
+          <w:sz w:val="22"/>
+          <w:szCs w:val="22"/>
+        </w:rPr>
+        <w:t xml:space="preserve">3.3 实操反馈记录（云端后台）</w:t>
+      </w:r>
+    </w:p>
+    <w:p>
+      <w:pPr>
+        <w:spacing w:after="60" w:before="60"/>
+        <w:jc w:val="left"/>
+      </w:pPr>
+      <w:r>
+        <w:rPr>
+          <w:rFonts w:ascii="Microsoft YaHei" w:cs="Microsoft YaHei" w:eastAsia="Microsoft YaHei" w:hAnsi="Microsoft YaHei"/>
+          <w:sz w:val="21"/>
+          <w:szCs w:val="21"/>
+        </w:rPr>
+        <w:t xml:space="preserve">实操即将到期时，系统自动提醒：</w:t>
       </w:r>
     </w:p>
     <w:p>
@@ -1383,6 +1404,161 @@
           <w:sz w:val="21"/>
           <w:szCs w:val="21"/>
         </w:rPr>
+        <w:t xml:space="preserve">T-3（结束前3天）：@SSC 通知，提醒跟进反馈</w:t>
+      </w:r>
+    </w:p>
+    <w:p>
+      <w:pPr>
+        <w:pStyle w:val="ListParagraph"/>
+        <w:numPr>
+          <w:ilvl w:val="0"/>
+          <w:numId w:val="1"/>
+        </w:numPr>
+        <w:spacing w:after="40" w:before="40"/>
+      </w:pPr>
+      <w:r>
+        <w:rPr>
+          <w:rFonts w:ascii="Microsoft YaHei" w:cs="Microsoft YaHei" w:eastAsia="Microsoft YaHei" w:hAnsi="Microsoft YaHei"/>
+          <w:sz w:val="21"/>
+          <w:szCs w:val="21"/>
+        </w:rPr>
+        <w:t xml:space="preserve">T-1（结束前1天）：@SSC 再次提醒</w:t>
+      </w:r>
+    </w:p>
+    <w:p>
+      <w:pPr>
+        <w:pStyle w:val="ListParagraph"/>
+        <w:numPr>
+          <w:ilvl w:val="0"/>
+          <w:numId w:val="1"/>
+        </w:numPr>
+        <w:spacing w:after="40" w:before="40"/>
+      </w:pPr>
+      <w:r>
+        <w:rPr>
+          <w:rFonts w:ascii="Microsoft YaHei" w:cs="Microsoft YaHei" w:eastAsia="Microsoft YaHei" w:hAnsi="Microsoft YaHei"/>
+          <w:sz w:val="21"/>
+          <w:szCs w:val="21"/>
+        </w:rPr>
+        <w:t xml:space="preserve">T-0（到期当天）：通知组长 + @SSC</w:t>
+      </w:r>
+    </w:p>
+    <w:p>
+      <w:pPr>
+        <w:spacing w:after="80" w:before="80"/>
+      </w:pPr>
+    </w:p>
+    <w:p>
+      <w:pPr>
+        <w:spacing w:after="60" w:before="60"/>
+        <w:jc w:val="left"/>
+      </w:pPr>
+      <w:r>
+        <w:rPr>
+          <w:rFonts w:ascii="Microsoft YaHei" w:cs="Microsoft YaHei" w:eastAsia="Microsoft YaHei" w:hAnsi="Microsoft YaHei"/>
+          <w:sz w:val="21"/>
+          <w:szCs w:val="21"/>
+        </w:rPr>
+        <w:t xml:space="preserve">收到提醒后，在云端后台操作：</w:t>
+      </w:r>
+    </w:p>
+    <w:p>
+      <w:pPr>
+        <w:spacing w:after="60" w:before="60"/>
+        <w:jc w:val="left"/>
+      </w:pPr>
+      <w:r>
+        <w:rPr>
+          <w:rFonts w:ascii="Microsoft YaHei" w:cs="Microsoft YaHei" w:eastAsia="Microsoft YaHei" w:hAnsi="Microsoft YaHei"/>
+          <w:sz w:val="21"/>
+          <w:szCs w:val="21"/>
+        </w:rPr>
+        <w:t xml:space="preserve">1. 找到对应人员，点击"填写反馈"</w:t>
+      </w:r>
+    </w:p>
+    <w:p>
+      <w:pPr>
+        <w:spacing w:after="60" w:before="60"/>
+        <w:jc w:val="left"/>
+      </w:pPr>
+      <w:r>
+        <w:rPr>
+          <w:rFonts w:ascii="Microsoft YaHei" w:cs="Microsoft YaHei" w:eastAsia="Microsoft YaHei" w:hAnsi="Microsoft YaHei"/>
+          <w:sz w:val="21"/>
+          <w:szCs w:val="21"/>
+        </w:rPr>
+        <w:t xml:space="preserve">2. 填写反馈信息：</w:t>
+      </w:r>
+    </w:p>
+    <w:p>
+      <w:pPr>
+        <w:pStyle w:val="ListParagraph"/>
+        <w:numPr>
+          <w:ilvl w:val="0"/>
+          <w:numId w:val="1"/>
+        </w:numPr>
+        <w:spacing w:after="40" w:before="40"/>
+      </w:pPr>
+      <w:r>
+        <w:rPr>
+          <w:rFonts w:ascii="Microsoft YaHei" w:cs="Microsoft YaHei" w:eastAsia="Microsoft YaHei" w:hAnsi="Microsoft YaHei"/>
+          <w:sz w:val="21"/>
+          <w:szCs w:val="21"/>
+        </w:rPr>
+        <w:t xml:space="preserve">反馈结果：通过（建议入职）/ 不通过（结算离场）</w:t>
+      </w:r>
+    </w:p>
+    <w:p>
+      <w:pPr>
+        <w:pStyle w:val="ListParagraph"/>
+        <w:numPr>
+          <w:ilvl w:val="0"/>
+          <w:numId w:val="1"/>
+        </w:numPr>
+        <w:spacing w:after="40" w:before="40"/>
+      </w:pPr>
+      <w:r>
+        <w:rPr>
+          <w:rFonts w:ascii="Microsoft YaHei" w:cs="Microsoft YaHei" w:eastAsia="Microsoft YaHei" w:hAnsi="Microsoft YaHei"/>
+          <w:sz w:val="21"/>
+          <w:szCs w:val="21"/>
+        </w:rPr>
+        <w:t xml:space="preserve">出勤天数、迟到次数、早退次数</w:t>
+      </w:r>
+    </w:p>
+    <w:p>
+      <w:pPr>
+        <w:pStyle w:val="ListParagraph"/>
+        <w:numPr>
+          <w:ilvl w:val="0"/>
+          <w:numId w:val="1"/>
+        </w:numPr>
+        <w:spacing w:after="40" w:before="40"/>
+      </w:pPr>
+      <w:r>
+        <w:rPr>
+          <w:rFonts w:ascii="Microsoft YaHei" w:cs="Microsoft YaHei" w:eastAsia="Microsoft YaHei" w:hAnsi="Microsoft YaHei"/>
+          <w:sz w:val="21"/>
+          <w:szCs w:val="21"/>
+        </w:rPr>
+        <w:t xml:space="preserve">反馈意见</w:t>
+      </w:r>
+    </w:p>
+    <w:p>
+      <w:pPr>
+        <w:pStyle w:val="ListParagraph"/>
+        <w:numPr>
+          <w:ilvl w:val="0"/>
+          <w:numId w:val="1"/>
+        </w:numPr>
+        <w:spacing w:after="40" w:before="40"/>
+      </w:pPr>
+      <w:r>
+        <w:rPr>
+          <w:rFonts w:ascii="Microsoft YaHei" w:cs="Microsoft YaHei" w:eastAsia="Microsoft YaHei" w:hAnsi="Microsoft YaHei"/>
+          <w:sz w:val="21"/>
+          <w:szCs w:val="21"/>
+        </w:rPr>
         <w:t xml:space="preserve">上传凭证（图片/PDF，最大10MB）</w:t>
       </w:r>
     </w:p>
@@ -1418,7 +1594,7 @@
           <w:sz w:val="22"/>
           <w:szCs w:val="22"/>
         </w:rPr>
-        <w:t xml:space="preserve">3.3 办理入职/结算</w:t>
+        <w:t xml:space="preserve">3.4 办理入职/结算</w:t>
       </w:r>
     </w:p>
     <w:p>
@@ -3072,7 +3248,7 @@
         <w:sz w:val="16"/>
         <w:szCs w:val="16"/>
       </w:rPr>
-      <w:t xml:space="preserve">SSC操作SOP v3.2</w:t>
+      <w:t xml:space="preserve">SSC操作SOP v3.3</w:t>
     </w:r>
   </w:p>
 </w:hdr>
